--- a/Project/Weekly_Report_Week9.docx
+++ b/Project/Weekly_Report_Week9.docx
@@ -23,7 +23,15 @@
         <w:jc w:val="center"/>
       </w:pPr>
       <w:r>
-        <w:t>Opp. Science city, Sola-Bhadaj Road, Ahmedabad, Gujarat 380060</w:t>
+        <w:t>Opp. Science city, Sola-</w:t>
+      </w:r>
+      <w:proofErr w:type="spellStart"/>
+      <w:r>
+        <w:t>Bhadaj</w:t>
+      </w:r>
+      <w:proofErr w:type="spellEnd"/>
+      <w:r>
+        <w:t xml:space="preserve"> Road, Ahmedabad, Gujarat 380060</w:t>
       </w:r>
     </w:p>
     <w:p>
@@ -148,12 +156,21 @@
             </w:tcMar>
           </w:tcPr>
           <w:p>
+            <w:proofErr w:type="spellStart"/>
             <w:r>
               <w:rPr>
                 <w:b/>
                 <w:bCs/>
               </w:rPr>
-              <w:t>Enrollment Number:</w:t>
+              <w:t>Enrollment</w:t>
+            </w:r>
+            <w:proofErr w:type="spellEnd"/>
+            <w:r>
+              <w:rPr>
+                <w:b/>
+                <w:bCs/>
+              </w:rPr>
+              <w:t xml:space="preserve"> Number:</w:t>
             </w:r>
           </w:p>
         </w:tc>
@@ -278,7 +295,15 @@
           </w:tcPr>
           <w:p>
             <w:r>
-              <w:t>Microsoft Elevate Program (via Edunet Foundation &amp; FICE Education)</w:t>
+              <w:t xml:space="preserve">Microsoft Elevate Program (via </w:t>
+            </w:r>
+            <w:proofErr w:type="spellStart"/>
+            <w:r>
+              <w:t>Edunet</w:t>
+            </w:r>
+            <w:proofErr w:type="spellEnd"/>
+            <w:r>
+              <w:t xml:space="preserve"> Foundation &amp; FICE Education)</w:t>
             </w:r>
           </w:p>
         </w:tc>
@@ -836,7 +861,15 @@
         <w:spacing w:after="100"/>
       </w:pPr>
       <w:r>
-        <w:t>Installed azure-storage-blob library. Wrote Python script to upload multiple files to container. Implemented download function with progress tracking. Created list_blobs function to enumerate container contents. Practiced deleting blobs programmatically. Learned blob metadata management (custom key-value pairs). Implemented error handling for connection failures and authentication issues.</w:t>
+        <w:t xml:space="preserve">Installed azure-storage-blob library. Wrote Python script to upload multiple files to container. Implemented download function with progress tracking. Created </w:t>
+      </w:r>
+      <w:proofErr w:type="spellStart"/>
+      <w:r>
+        <w:t>list_blobs</w:t>
+      </w:r>
+      <w:proofErr w:type="spellEnd"/>
+      <w:r>
+        <w:t xml:space="preserve"> function to enumerate container contents. Practiced deleting blobs programmatically. Learned blob metadata management (custom key-value pairs). Implemented error handling for connection failures and authentication issues.</w:t>
       </w:r>
     </w:p>
     <w:p>
@@ -853,7 +886,15 @@
         <w:spacing w:after="200"/>
       </w:pPr>
       <w:r>
-        <w:t>Built Python application to backup local folder to Azure Blob Storage. Implemented incremental backup (upload only changed files). Added logging functionality to track uploaded files with timestamps. Created restore function to download blobs back to local system. Tested with 50+ sample files totaling 200MB. Submitted code with documentation and test results.</w:t>
+        <w:t xml:space="preserve">Built Python application to backup local folder to Azure Blob Storage. Implemented incremental backup (upload only changed files). Added logging functionality to track uploaded files with timestamps. Created restore function to download blobs back to local system. Tested with 50+ sample files </w:t>
+      </w:r>
+      <w:proofErr w:type="spellStart"/>
+      <w:r>
+        <w:t>totaling</w:t>
+      </w:r>
+      <w:proofErr w:type="spellEnd"/>
+      <w:r>
+        <w:t xml:space="preserve"> 200MB. Submitted code with documentation and test results.</w:t>
       </w:r>
     </w:p>
     <w:p>
@@ -936,7 +977,23 @@
           <w:i/>
           <w:iCs/>
         </w:rPr>
-        <w:t>: Event-driven processing pipeline where uploading a file to Blob Storage automatically triggers an Azure Function.</w:t>
+        <w:t xml:space="preserve">: Event-driven processing pipeline </w:t>
+      </w:r>
+      <w:proofErr w:type="gramStart"/>
+      <w:r>
+        <w:rPr>
+          <w:i/>
+          <w:iCs/>
+        </w:rPr>
+        <w:t>where</w:t>
+      </w:r>
+      <w:proofErr w:type="gramEnd"/>
+      <w:r>
+        <w:rPr>
+          <w:i/>
+          <w:iCs/>
+        </w:rPr>
+        <w:t xml:space="preserve"> uploading a file to Blob Storage automatically triggers an Azure Function.</w:t>
       </w:r>
     </w:p>
     <w:p>
@@ -1348,8 +1405,13 @@
           <w:numId w:val="2"/>
         </w:numPr>
       </w:pPr>
-      <w:r>
-        <w:t>Analyzed logs and performance metrics</w:t>
+      <w:proofErr w:type="spellStart"/>
+      <w:r>
+        <w:t>Analyzed</w:t>
+      </w:r>
+      <w:proofErr w:type="spellEnd"/>
+      <w:r>
+        <w:t xml:space="preserve"> logs and performance metrics</w:t>
       </w:r>
     </w:p>
     <w:p>
@@ -1366,7 +1428,17 @@
         <w:spacing w:after="100"/>
       </w:pPr>
       <w:r>
-        <w:t>Developed HTTP function to accept student data (name, marks) and calculate grade. Implemented input validation and error handling. Created Timer function to send daily email report using SendGrid binding. Built Blob-triggered function to resize uploaded images using Pillow library. Configured function.json for triggers and bindings. Tested local development using Azure Functions Core Tools. Deployed functions to Azure using VS Code extension.</w:t>
+        <w:t xml:space="preserve">Developed HTTP function to accept student data (name, marks) and calculate grade. Implemented input validation and error handling. Created Timer function to send daily email report using SendGrid binding. Built Blob-triggered function to resize uploaded images using Pillow library. Configured </w:t>
+      </w:r>
+      <w:proofErr w:type="spellStart"/>
+      <w:proofErr w:type="gramStart"/>
+      <w:r>
+        <w:t>function.json</w:t>
+      </w:r>
+      <w:proofErr w:type="spellEnd"/>
+      <w:proofErr w:type="gramEnd"/>
+      <w:r>
+        <w:t xml:space="preserve"> for triggers and bindings. Tested local development using Azure Functions Core Tools. Deployed functions to Azure using VS Code extension.</w:t>
       </w:r>
     </w:p>
     <w:p>
@@ -1530,7 +1602,15 @@
         </w:numPr>
       </w:pPr>
       <w:r>
-        <w:t>SQL query syntax for Cosmos DB (SELECT, WHERE, ORDER BY)</w:t>
+        <w:t xml:space="preserve">SQL query syntax for Cosmos DB (SELECT, </w:t>
+      </w:r>
+      <w:proofErr w:type="gramStart"/>
+      <w:r>
+        <w:t>WHERE</w:t>
+      </w:r>
+      <w:proofErr w:type="gramEnd"/>
+      <w:r>
+        <w:t>, ORDER BY)</w:t>
       </w:r>
     </w:p>
     <w:p>
@@ -1635,31 +1715,55 @@
         </w:numPr>
       </w:pPr>
       <w:r>
-        <w:t>Created Cosmos DB account 'elevatecosmosdb' with Core SQL API</w:t>
-      </w:r>
-    </w:p>
-    <w:p>
-      <w:pPr>
-        <w:pStyle w:val="ListParagraph"/>
-        <w:numPr>
-          <w:ilvl w:val="0"/>
-          <w:numId w:val="2"/>
-        </w:numPr>
-      </w:pPr>
-      <w:r>
-        <w:t>Created database 'StudentDB' with container 'Students'</w:t>
-      </w:r>
-    </w:p>
-    <w:p>
-      <w:pPr>
-        <w:pStyle w:val="ListParagraph"/>
-        <w:numPr>
-          <w:ilvl w:val="0"/>
-          <w:numId w:val="2"/>
-        </w:numPr>
-      </w:pPr>
-      <w:r>
-        <w:t>Selected partition key '/enrollmentNo' for efficient querying</w:t>
+        <w:t>Created Cosmos DB account '</w:t>
+      </w:r>
+      <w:proofErr w:type="spellStart"/>
+      <w:r>
+        <w:t>elevatecosmosdb</w:t>
+      </w:r>
+      <w:proofErr w:type="spellEnd"/>
+      <w:r>
+        <w:t>' with Core SQL API</w:t>
+      </w:r>
+    </w:p>
+    <w:p>
+      <w:pPr>
+        <w:pStyle w:val="ListParagraph"/>
+        <w:numPr>
+          <w:ilvl w:val="0"/>
+          <w:numId w:val="2"/>
+        </w:numPr>
+      </w:pPr>
+      <w:r>
+        <w:t>Created database '</w:t>
+      </w:r>
+      <w:proofErr w:type="spellStart"/>
+      <w:r>
+        <w:t>StudentDB</w:t>
+      </w:r>
+      <w:proofErr w:type="spellEnd"/>
+      <w:r>
+        <w:t>' with container 'Students'</w:t>
+      </w:r>
+    </w:p>
+    <w:p>
+      <w:pPr>
+        <w:pStyle w:val="ListParagraph"/>
+        <w:numPr>
+          <w:ilvl w:val="0"/>
+          <w:numId w:val="2"/>
+        </w:numPr>
+      </w:pPr>
+      <w:r>
+        <w:t>Selected partition key '/</w:t>
+      </w:r>
+      <w:proofErr w:type="spellStart"/>
+      <w:r>
+        <w:t>enrollmentNo</w:t>
+      </w:r>
+      <w:proofErr w:type="spellEnd"/>
+      <w:r>
+        <w:t>' for efficient querying</w:t>
       </w:r>
     </w:p>
     <w:p>
@@ -1730,8 +1834,13 @@
           <w:numId w:val="2"/>
         </w:numPr>
       </w:pPr>
-      <w:r>
-        <w:t>Analyzed query execution metrics and RU consumption</w:t>
+      <w:proofErr w:type="spellStart"/>
+      <w:r>
+        <w:t>Analyzed</w:t>
+      </w:r>
+      <w:proofErr w:type="spellEnd"/>
+      <w:r>
+        <w:t xml:space="preserve"> query execution metrics and RU consumption</w:t>
       </w:r>
     </w:p>
     <w:p>
@@ -1760,7 +1869,87 @@
         <w:spacing w:after="100"/>
       </w:pPr>
       <w:r>
-        <w:t>Installed azure-cosmos library. Connected to Cosmos DB using connection string and key. Implemented CRUD operations: create_item(), read_item(), query_items(), replace_item(), delete_item(). Built student management system with add, search, update, delete functions. Implemented pagination for large query results. Added error handling for duplicate keys and not found exceptions. Measured RU consumption for different operations. Practiced bulk insert for efficient data loading.</w:t>
+        <w:t xml:space="preserve">Installed azure-cosmos library. Connected to Cosmos DB using connection string and key. Implemented CRUD operations: </w:t>
+      </w:r>
+      <w:proofErr w:type="spellStart"/>
+      <w:r>
+        <w:t>create_</w:t>
+      </w:r>
+      <w:proofErr w:type="gramStart"/>
+      <w:r>
+        <w:t>item</w:t>
+      </w:r>
+      <w:proofErr w:type="spellEnd"/>
+      <w:r>
+        <w:t>(</w:t>
+      </w:r>
+      <w:proofErr w:type="gramEnd"/>
+      <w:r>
+        <w:t xml:space="preserve">), </w:t>
+      </w:r>
+      <w:proofErr w:type="spellStart"/>
+      <w:r>
+        <w:t>read_</w:t>
+      </w:r>
+      <w:proofErr w:type="gramStart"/>
+      <w:r>
+        <w:t>item</w:t>
+      </w:r>
+      <w:proofErr w:type="spellEnd"/>
+      <w:r>
+        <w:t>(</w:t>
+      </w:r>
+      <w:proofErr w:type="gramEnd"/>
+      <w:r>
+        <w:t xml:space="preserve">), </w:t>
+      </w:r>
+      <w:proofErr w:type="spellStart"/>
+      <w:r>
+        <w:t>query_</w:t>
+      </w:r>
+      <w:proofErr w:type="gramStart"/>
+      <w:r>
+        <w:t>items</w:t>
+      </w:r>
+      <w:proofErr w:type="spellEnd"/>
+      <w:r>
+        <w:t>(</w:t>
+      </w:r>
+      <w:proofErr w:type="gramEnd"/>
+      <w:r>
+        <w:t xml:space="preserve">), </w:t>
+      </w:r>
+      <w:proofErr w:type="spellStart"/>
+      <w:r>
+        <w:t>replace_</w:t>
+      </w:r>
+      <w:proofErr w:type="gramStart"/>
+      <w:r>
+        <w:t>item</w:t>
+      </w:r>
+      <w:proofErr w:type="spellEnd"/>
+      <w:r>
+        <w:t>(</w:t>
+      </w:r>
+      <w:proofErr w:type="gramEnd"/>
+      <w:r>
+        <w:t xml:space="preserve">), </w:t>
+      </w:r>
+      <w:proofErr w:type="spellStart"/>
+      <w:r>
+        <w:t>delete_</w:t>
+      </w:r>
+      <w:proofErr w:type="gramStart"/>
+      <w:r>
+        <w:t>item</w:t>
+      </w:r>
+      <w:proofErr w:type="spellEnd"/>
+      <w:r>
+        <w:t>(</w:t>
+      </w:r>
+      <w:proofErr w:type="gramEnd"/>
+      <w:r>
+        <w:t>). Built student management system with add, search, update, delete functions. Implemented pagination for large query results. Added error handling for duplicate keys and not found exceptions. Measured RU consumption for different operations. Practiced bulk insert for efficient data loading.</w:t>
       </w:r>
     </w:p>
     <w:p>
@@ -1777,7 +1966,15 @@
         <w:spacing w:after="200"/>
       </w:pPr>
       <w:r>
-        <w:t>Designed and implemented product catalog database for e-commerce application. Created container with partition key '/category'. Inserted 100+ product documents with fields: id, name, category, price, stock, description. Implemented search function by category, price range, keyword. Created aggregate queries: total products per category, average price. Built inventory management functions: update stock, low-stock alerts. Submitted Python application with complete CRUD functionality and documentation.</w:t>
+        <w:t xml:space="preserve">Designed and implemented product </w:t>
+      </w:r>
+      <w:proofErr w:type="spellStart"/>
+      <w:r>
+        <w:t>catalog</w:t>
+      </w:r>
+      <w:proofErr w:type="spellEnd"/>
+      <w:r>
+        <w:t xml:space="preserve"> database for e-commerce application. Created container with partition key '/category'. Inserted 100+ product documents with fields: id, name, category, price, stock, description. Implemented search function by category, price range, keyword. Created aggregate queries: total products per category, average price. Built inventory management functions: update stock, low-stock alerts. Submitted Python application with complete CRUD functionality and documentation.</w:t>
       </w:r>
     </w:p>
     <w:p>
@@ -1919,31 +2116,55 @@
         </w:numPr>
       </w:pPr>
       <w:r>
-        <w:t>Authenticated using 'az login' command</w:t>
-      </w:r>
-    </w:p>
-    <w:p>
-      <w:pPr>
-        <w:pStyle w:val="ListParagraph"/>
-        <w:numPr>
-          <w:ilvl w:val="0"/>
-          <w:numId w:val="2"/>
-        </w:numPr>
-      </w:pPr>
-      <w:r>
-        <w:t>Created resource group using CLI: az group create</w:t>
-      </w:r>
-    </w:p>
-    <w:p>
-      <w:pPr>
-        <w:pStyle w:val="ListParagraph"/>
-        <w:numPr>
-          <w:ilvl w:val="0"/>
-          <w:numId w:val="2"/>
-        </w:numPr>
-      </w:pPr>
-      <w:r>
-        <w:t>Listed all storage accounts: az storage account list</w:t>
+        <w:t>Authenticated using '</w:t>
+      </w:r>
+      <w:proofErr w:type="spellStart"/>
+      <w:r>
+        <w:t>az</w:t>
+      </w:r>
+      <w:proofErr w:type="spellEnd"/>
+      <w:r>
+        <w:t xml:space="preserve"> login' command</w:t>
+      </w:r>
+    </w:p>
+    <w:p>
+      <w:pPr>
+        <w:pStyle w:val="ListParagraph"/>
+        <w:numPr>
+          <w:ilvl w:val="0"/>
+          <w:numId w:val="2"/>
+        </w:numPr>
+      </w:pPr>
+      <w:r>
+        <w:t xml:space="preserve">Created resource group using CLI: </w:t>
+      </w:r>
+      <w:proofErr w:type="spellStart"/>
+      <w:r>
+        <w:t>az</w:t>
+      </w:r>
+      <w:proofErr w:type="spellEnd"/>
+      <w:r>
+        <w:t xml:space="preserve"> group create</w:t>
+      </w:r>
+    </w:p>
+    <w:p>
+      <w:pPr>
+        <w:pStyle w:val="ListParagraph"/>
+        <w:numPr>
+          <w:ilvl w:val="0"/>
+          <w:numId w:val="2"/>
+        </w:numPr>
+      </w:pPr>
+      <w:r>
+        <w:t xml:space="preserve">Listed all storage accounts: </w:t>
+      </w:r>
+      <w:proofErr w:type="spellStart"/>
+      <w:r>
+        <w:t>az</w:t>
+      </w:r>
+      <w:proofErr w:type="spellEnd"/>
+      <w:r>
+        <w:t xml:space="preserve"> storage account list</w:t>
       </w:r>
     </w:p>
     <w:p>
@@ -1967,7 +2188,15 @@
         </w:numPr>
       </w:pPr>
       <w:r>
-        <w:t>Uploaded blob using az storage blob upload</w:t>
+        <w:t xml:space="preserve">Uploaded blob using </w:t>
+      </w:r>
+      <w:proofErr w:type="spellStart"/>
+      <w:r>
+        <w:t>az</w:t>
+      </w:r>
+      <w:proofErr w:type="spellEnd"/>
+      <w:r>
+        <w:t xml:space="preserve"> storage blob upload</w:t>
       </w:r>
     </w:p>
     <w:p>
@@ -2603,7 +2832,15 @@
         </w:numPr>
       </w:pPr>
       <w:r>
-        <w:t>Prepare dashboard mockup for project visualization</w:t>
+        <w:t xml:space="preserve">Prepare dashboard </w:t>
+      </w:r>
+      <w:proofErr w:type="spellStart"/>
+      <w:r>
+        <w:t>mockup</w:t>
+      </w:r>
+      <w:proofErr w:type="spellEnd"/>
+      <w:r>
+        <w:t xml:space="preserve"> for project visualization</w:t>
       </w:r>
     </w:p>
     <w:p>
@@ -3161,7 +3398,7 @@
         <w:spacing w:after="120"/>
       </w:pPr>
       <w:r>
-        <w:t>Signature of External Guide with Company Seal: _____________________</w:t>
+        <w:t xml:space="preserve">Signature of External Guide with Company Seal: </w:t>
       </w:r>
     </w:p>
     <w:p>
@@ -3170,6 +3407,52 @@
       </w:pPr>
       <w:r>
         <w:t>Date: ___________</w:t>
+      </w:r>
+      <w:r>
+        <w:rPr>
+          <w:noProof/>
+        </w:rPr>
+        <w:drawing>
+          <wp:inline distT="0" distB="0" distL="0" distR="0" wp14:anchorId="71CFB546" wp14:editId="486A34E4">
+            <wp:extent cx="1379220" cy="890905"/>
+            <wp:effectExtent l="0" t="0" r="0" b="0"/>
+            <wp:docPr id="2096697644" name="Picture 1"/>
+            <wp:cNvGraphicFramePr>
+              <a:graphicFrameLocks xmlns:a="http://schemas.openxmlformats.org/drawingml/2006/main" noChangeAspect="1"/>
+            </wp:cNvGraphicFramePr>
+            <a:graphic xmlns:a="http://schemas.openxmlformats.org/drawingml/2006/main">
+              <a:graphicData uri="http://schemas.openxmlformats.org/drawingml/2006/picture">
+                <pic:pic xmlns:pic="http://schemas.openxmlformats.org/drawingml/2006/picture">
+                  <pic:nvPicPr>
+                    <pic:cNvPr id="2096697644" name="Picture 2096697644"/>
+                    <pic:cNvPicPr/>
+                  </pic:nvPicPr>
+                  <pic:blipFill>
+                    <a:blip r:embed="rId12" cstate="print">
+                      <a:extLst>
+                        <a:ext uri="{28A0092B-C50C-407E-A947-70E740481C1C}">
+                          <a14:useLocalDpi xmlns:a14="http://schemas.microsoft.com/office/drawing/2010/main" val="0"/>
+                        </a:ext>
+                      </a:extLst>
+                    </a:blip>
+                    <a:stretch>
+                      <a:fillRect/>
+                    </a:stretch>
+                  </pic:blipFill>
+                  <pic:spPr>
+                    <a:xfrm>
+                      <a:off x="0" y="0"/>
+                      <a:ext cx="1388407" cy="896839"/>
+                    </a:xfrm>
+                    <a:prstGeom prst="rect">
+                      <a:avLst/>
+                    </a:prstGeom>
+                  </pic:spPr>
+                </pic:pic>
+              </a:graphicData>
+            </a:graphic>
+          </wp:inline>
+        </w:drawing>
       </w:r>
     </w:p>
     <w:p>
